--- a/downloads/teacher/04 Units/Unit 04 - Environmental Design and Management - Spaces We Live In/Lesson 04.03 - Simple Maintenance and Repairs.docx
+++ b/downloads/teacher/04 Units/Unit 04 - Environmental Design and Management - Spaces We Live In/Lesson 04.03 - Simple Maintenance and Repairs.docx
@@ -292,23 +292,41 @@
       <w:r>
         <w:t xml:space="preserve">By the end of this lesson, students will be able to:</w:t>
       </w:r>
-      <w:r>
-        <w:t xml:space="preserve"> </w:t>
-      </w:r>
-      <w:r>
-        <w:t xml:space="preserve">1. (Low: remember or understand) Given a tray of seven hand tools, name each one and match it to the home job it is used for.</w:t>
-      </w:r>
-      <w:r>
-        <w:t xml:space="preserve"> </w:t>
-      </w:r>
-      <w:r>
-        <w:t xml:space="preserve">2. (Mid: apply or analyze) At each of five repair stations, perform the task following the steps on the station card and the safety rule, and check it with the station’s test (the screw is flush, the plunger sealed, the measurement is within an eighth of an inch, the bubble is centered, the breaker is reset in the right order).</w:t>
-      </w:r>
-      <w:r>
-        <w:t xml:space="preserve"> </w:t>
-      </w:r>
-      <w:r>
-        <w:t xml:space="preserve">3. (High: evaluate or create) Given a blank twelve-month grid and a task bank, create a maintenance calendar for a home, placing every task in a sensible month, and justify three placements.</w:t>
+    </w:p>
+    <w:p>
+      <w:pPr>
+        <w:numPr>
+          <w:ilvl w:val="0"/>
+          <w:numId w:val="1002"/>
+        </w:numPr>
+        <w:pStyle w:val="Compact"/>
+      </w:pPr>
+      <w:r>
+        <w:t xml:space="preserve">(Low: remember or understand) Given a tray of seven hand tools, name each one and match it to the home job it is used for.</w:t>
+      </w:r>
+    </w:p>
+    <w:p>
+      <w:pPr>
+        <w:numPr>
+          <w:ilvl w:val="0"/>
+          <w:numId w:val="1002"/>
+        </w:numPr>
+        <w:pStyle w:val="Compact"/>
+      </w:pPr>
+      <w:r>
+        <w:t xml:space="preserve">(Mid: apply or analyze) At each of five repair stations, perform the task following the steps on the station card and the safety rule, and check it with the station’s test (the screw is flush, the plunger sealed, the measurement is within an eighth of an inch, the bubble is centered, the breaker is reset in the right order).</w:t>
+      </w:r>
+    </w:p>
+    <w:p>
+      <w:pPr>
+        <w:numPr>
+          <w:ilvl w:val="0"/>
+          <w:numId w:val="1002"/>
+        </w:numPr>
+        <w:pStyle w:val="Compact"/>
+      </w:pPr>
+      <w:r>
+        <w:t xml:space="preserve">(High: evaluate or create) Given a blank twelve-month grid and a task bank, create a maintenance calendar for a home, placing every task in a sensible month, and justify three placements.</w:t>
       </w:r>
     </w:p>
     <w:p>
@@ -349,7 +367,7 @@
       <w:pPr>
         <w:numPr>
           <w:ilvl w:val="0"/>
-          <w:numId w:val="1002"/>
+          <w:numId w:val="1003"/>
         </w:numPr>
         <w:pStyle w:val="Compact"/>
       </w:pPr>
@@ -361,7 +379,7 @@
       <w:pPr>
         <w:numPr>
           <w:ilvl w:val="0"/>
-          <w:numId w:val="1002"/>
+          <w:numId w:val="1003"/>
         </w:numPr>
         <w:pStyle w:val="Compact"/>
       </w:pPr>
@@ -373,7 +391,7 @@
       <w:pPr>
         <w:numPr>
           <w:ilvl w:val="0"/>
-          <w:numId w:val="1002"/>
+          <w:numId w:val="1003"/>
         </w:numPr>
         <w:pStyle w:val="Compact"/>
       </w:pPr>
@@ -385,7 +403,7 @@
       <w:pPr>
         <w:numPr>
           <w:ilvl w:val="0"/>
-          <w:numId w:val="1002"/>
+          <w:numId w:val="1003"/>
         </w:numPr>
         <w:pStyle w:val="Compact"/>
       </w:pPr>
@@ -397,7 +415,7 @@
       <w:pPr>
         <w:numPr>
           <w:ilvl w:val="0"/>
-          <w:numId w:val="1002"/>
+          <w:numId w:val="1003"/>
         </w:numPr>
         <w:pStyle w:val="Compact"/>
       </w:pPr>
@@ -409,7 +427,7 @@
       <w:pPr>
         <w:numPr>
           <w:ilvl w:val="0"/>
-          <w:numId w:val="1002"/>
+          <w:numId w:val="1003"/>
         </w:numPr>
         <w:pStyle w:val="Compact"/>
       </w:pPr>
@@ -433,7 +451,7 @@
       <w:pPr>
         <w:numPr>
           <w:ilvl w:val="0"/>
-          <w:numId w:val="1002"/>
+          <w:numId w:val="1003"/>
         </w:numPr>
         <w:pStyle w:val="Compact"/>
       </w:pPr>
@@ -460,7 +478,7 @@
       <w:pPr>
         <w:numPr>
           <w:ilvl w:val="0"/>
-          <w:numId w:val="1002"/>
+          <w:numId w:val="1003"/>
         </w:numPr>
         <w:pStyle w:val="Compact"/>
       </w:pPr>
@@ -487,7 +505,7 @@
       <w:pPr>
         <w:numPr>
           <w:ilvl w:val="0"/>
-          <w:numId w:val="1002"/>
+          <w:numId w:val="1003"/>
         </w:numPr>
         <w:pStyle w:val="Compact"/>
       </w:pPr>
@@ -499,7 +517,7 @@
       <w:pPr>
         <w:numPr>
           <w:ilvl w:val="0"/>
-          <w:numId w:val="1002"/>
+          <w:numId w:val="1003"/>
         </w:numPr>
         <w:pStyle w:val="Compact"/>
       </w:pPr>
@@ -1271,43 +1289,73 @@
       <w:r>
         <w:t xml:space="preserve">Monitor understanding:</w:t>
       </w:r>
-      <w:r>
-        <w:t xml:space="preserve"> </w:t>
-      </w:r>
-      <w:r>
-        <w:t xml:space="preserve">- What is the first step before you touch a light bulb? Why?</w:t>
-      </w:r>
-      <w:r>
-        <w:t xml:space="preserve"> </w:t>
-      </w:r>
-      <w:r>
-        <w:t xml:space="preserve">- A breaker trips, you reset it, and it trips again right away. What do you do?</w:t>
-      </w:r>
-      <w:r>
-        <w:t xml:space="preserve"> </w:t>
-      </w:r>
-      <w:r>
-        <w:t xml:space="preserve">- Which plunger is for the toilet? How can you tell?</w:t>
-      </w:r>
-    </w:p>
-    <w:p>
-      <w:pPr>
-        <w:pStyle w:val="BodyText"/>
+    </w:p>
+    <w:p>
+      <w:pPr>
+        <w:numPr>
+          <w:ilvl w:val="0"/>
+          <w:numId w:val="1004"/>
+        </w:numPr>
+        <w:pStyle w:val="Compact"/>
+      </w:pPr>
+      <w:r>
+        <w:t xml:space="preserve">What is the first step before you touch a light bulb? Why?</w:t>
+      </w:r>
+    </w:p>
+    <w:p>
+      <w:pPr>
+        <w:numPr>
+          <w:ilvl w:val="0"/>
+          <w:numId w:val="1004"/>
+        </w:numPr>
+        <w:pStyle w:val="Compact"/>
+      </w:pPr>
+      <w:r>
+        <w:t xml:space="preserve">A breaker trips, you reset it, and it trips again right away. What do you do?</w:t>
+      </w:r>
+    </w:p>
+    <w:p>
+      <w:pPr>
+        <w:numPr>
+          <w:ilvl w:val="0"/>
+          <w:numId w:val="1004"/>
+        </w:numPr>
+        <w:pStyle w:val="Compact"/>
+      </w:pPr>
+      <w:r>
+        <w:t xml:space="preserve">Which plunger is for the toilet? How can you tell?</w:t>
+      </w:r>
+    </w:p>
+    <w:p>
+      <w:pPr>
+        <w:pStyle w:val="FirstParagraph"/>
       </w:pPr>
       <w:r>
         <w:t xml:space="preserve">Deepen learning:</w:t>
       </w:r>
-      <w:r>
-        <w:t xml:space="preserve"> </w:t>
-      </w:r>
-      <w:r>
-        <w:t xml:space="preserve">- The plumber’s bill was $185 for a $8 part. Is that unfair, or is that what knowledge costs? When would you still call the plumber?</w:t>
-      </w:r>
-      <w:r>
-        <w:t xml:space="preserve"> </w:t>
-      </w:r>
-      <w:r>
-        <w:t xml:space="preserve">- The troubleshooting process says</w:t>
+    </w:p>
+    <w:p>
+      <w:pPr>
+        <w:numPr>
+          <w:ilvl w:val="0"/>
+          <w:numId w:val="1005"/>
+        </w:numPr>
+        <w:pStyle w:val="Compact"/>
+      </w:pPr>
+      <w:r>
+        <w:t xml:space="preserve">The plumber’s bill was $185 for a $8 part. Is that unfair, or is that what knowledge costs? When would you still call the plumber?</w:t>
+      </w:r>
+    </w:p>
+    <w:p>
+      <w:pPr>
+        <w:numPr>
+          <w:ilvl w:val="0"/>
+          <w:numId w:val="1005"/>
+        </w:numPr>
+        <w:pStyle w:val="Compact"/>
+      </w:pPr>
+      <w:r>
+        <w:t xml:space="preserve">The troubleshooting process says</w:t>
       </w:r>
       <w:r>
         <w:t xml:space="preserve"> </w:t>
@@ -1327,11 +1375,17 @@
       <w:r>
         <w:t xml:space="preserve">before you stop. What happens in a home when someone skips that step?</w:t>
       </w:r>
-      <w:r>
-        <w:t xml:space="preserve"> </w:t>
-      </w:r>
-      <w:r>
-        <w:t xml:space="preserve">- Which of the seven jobs is one you would still not do alone at fourteen? Why that one?</w:t>
+    </w:p>
+    <w:p>
+      <w:pPr>
+        <w:numPr>
+          <w:ilvl w:val="0"/>
+          <w:numId w:val="1005"/>
+        </w:numPr>
+        <w:pStyle w:val="Compact"/>
+      </w:pPr>
+      <w:r>
+        <w:t xml:space="preserve">Which of the seven jobs is one you would still not do alone at fourteen? Why that one?</w:t>
       </w:r>
     </w:p>
     <w:p>
@@ -1524,7 +1578,7 @@
       <w:pPr>
         <w:numPr>
           <w:ilvl w:val="0"/>
-          <w:numId w:val="1003"/>
+          <w:numId w:val="1006"/>
         </w:numPr>
         <w:pStyle w:val="Compact"/>
       </w:pPr>
@@ -1566,7 +1620,7 @@
       <w:pPr>
         <w:numPr>
           <w:ilvl w:val="0"/>
-          <w:numId w:val="1003"/>
+          <w:numId w:val="1006"/>
         </w:numPr>
         <w:pStyle w:val="Compact"/>
       </w:pPr>
@@ -1578,7 +1632,7 @@
       <w:pPr>
         <w:numPr>
           <w:ilvl w:val="0"/>
-          <w:numId w:val="1003"/>
+          <w:numId w:val="1006"/>
         </w:numPr>
         <w:pStyle w:val="Compact"/>
       </w:pPr>
@@ -1590,7 +1644,7 @@
       <w:pPr>
         <w:numPr>
           <w:ilvl w:val="0"/>
-          <w:numId w:val="1003"/>
+          <w:numId w:val="1006"/>
         </w:numPr>
         <w:pStyle w:val="Compact"/>
       </w:pPr>
@@ -1602,7 +1656,7 @@
       <w:pPr>
         <w:numPr>
           <w:ilvl w:val="0"/>
-          <w:numId w:val="1003"/>
+          <w:numId w:val="1006"/>
         </w:numPr>
         <w:pStyle w:val="Compact"/>
       </w:pPr>
@@ -1614,7 +1668,7 @@
       <w:pPr>
         <w:numPr>
           <w:ilvl w:val="0"/>
-          <w:numId w:val="1003"/>
+          <w:numId w:val="1006"/>
         </w:numPr>
         <w:pStyle w:val="Compact"/>
       </w:pPr>
@@ -1950,7 +2004,7 @@
       <w:pPr>
         <w:numPr>
           <w:ilvl w:val="0"/>
-          <w:numId w:val="1004"/>
+          <w:numId w:val="1007"/>
         </w:numPr>
         <w:pStyle w:val="Compact"/>
       </w:pPr>
@@ -1974,7 +2028,7 @@
       <w:pPr>
         <w:numPr>
           <w:ilvl w:val="0"/>
-          <w:numId w:val="1004"/>
+          <w:numId w:val="1007"/>
         </w:numPr>
         <w:pStyle w:val="Compact"/>
       </w:pPr>
@@ -1998,7 +2052,7 @@
       <w:pPr>
         <w:numPr>
           <w:ilvl w:val="0"/>
-          <w:numId w:val="1004"/>
+          <w:numId w:val="1007"/>
         </w:numPr>
         <w:pStyle w:val="Compact"/>
       </w:pPr>
@@ -2010,7 +2064,7 @@
       <w:pPr>
         <w:numPr>
           <w:ilvl w:val="0"/>
-          <w:numId w:val="1004"/>
+          <w:numId w:val="1007"/>
         </w:numPr>
         <w:pStyle w:val="Compact"/>
       </w:pPr>
@@ -2034,7 +2088,7 @@
       <w:pPr>
         <w:numPr>
           <w:ilvl w:val="0"/>
-          <w:numId w:val="1004"/>
+          <w:numId w:val="1007"/>
         </w:numPr>
         <w:pStyle w:val="Compact"/>
       </w:pPr>
@@ -2065,7 +2119,7 @@
       <w:pPr>
         <w:numPr>
           <w:ilvl w:val="0"/>
-          <w:numId w:val="1005"/>
+          <w:numId w:val="1008"/>
         </w:numPr>
         <w:pStyle w:val="Compact"/>
       </w:pPr>
@@ -2077,7 +2131,7 @@
       <w:pPr>
         <w:numPr>
           <w:ilvl w:val="0"/>
-          <w:numId w:val="1005"/>
+          <w:numId w:val="1008"/>
         </w:numPr>
         <w:pStyle w:val="Compact"/>
       </w:pPr>
@@ -2089,7 +2143,7 @@
       <w:pPr>
         <w:numPr>
           <w:ilvl w:val="0"/>
-          <w:numId w:val="1005"/>
+          <w:numId w:val="1008"/>
         </w:numPr>
         <w:pStyle w:val="Compact"/>
       </w:pPr>
@@ -2137,7 +2191,7 @@
       <w:pPr>
         <w:numPr>
           <w:ilvl w:val="0"/>
-          <w:numId w:val="1005"/>
+          <w:numId w:val="1008"/>
         </w:numPr>
         <w:pStyle w:val="Compact"/>
       </w:pPr>
@@ -2149,7 +2203,7 @@
       <w:pPr>
         <w:numPr>
           <w:ilvl w:val="0"/>
-          <w:numId w:val="1005"/>
+          <w:numId w:val="1008"/>
         </w:numPr>
         <w:pStyle w:val="Compact"/>
       </w:pPr>
@@ -2170,7 +2224,7 @@
       <w:pPr>
         <w:numPr>
           <w:ilvl w:val="0"/>
-          <w:numId w:val="1005"/>
+          <w:numId w:val="1008"/>
         </w:numPr>
         <w:pStyle w:val="Compact"/>
       </w:pPr>
@@ -2463,6 +2517,118 @@
       </w:pPr>
     </w:lvl>
   </w:abstractNum>
+  <w:abstractNum w:abstractNumId="99411">
+    <w:nsid w:val="71315dca"/>
+    <w:multiLevelType w:val="multilevel"/>
+    <w:lvl w:ilvl="0">
+      <w:start w:val="1"/>
+      <w:numFmt w:val="decimal"/>
+      <w:lvlText w:val="%1."/>
+      <w:lvlJc w:val="left"/>
+      <w:pPr>
+        <w:tabs>
+          <w:tab w:val="num" w:pos="0"/>
+        </w:tabs>
+        <w:ind w:left="480" w:hanging="480"/>
+      </w:pPr>
+    </w:lvl>
+    <w:lvl w:ilvl="1">
+      <w:start w:val="1"/>
+      <w:numFmt w:val="decimal"/>
+      <w:lvlText w:val="%2."/>
+      <w:lvlJc w:val="left"/>
+      <w:pPr>
+        <w:tabs>
+          <w:tab w:val="num" w:pos="720"/>
+        </w:tabs>
+        <w:ind w:left="1200" w:hanging="480"/>
+      </w:pPr>
+    </w:lvl>
+    <w:lvl w:ilvl="2">
+      <w:start w:val="1"/>
+      <w:numFmt w:val="decimal"/>
+      <w:lvlText w:val="%3."/>
+      <w:lvlJc w:val="left"/>
+      <w:pPr>
+        <w:tabs>
+          <w:tab w:val="num" w:pos="1440"/>
+        </w:tabs>
+        <w:ind w:left="1920" w:hanging="480"/>
+      </w:pPr>
+    </w:lvl>
+    <w:lvl w:ilvl="3">
+      <w:start w:val="1"/>
+      <w:numFmt w:val="decimal"/>
+      <w:lvlText w:val="%4."/>
+      <w:lvlJc w:val="left"/>
+      <w:pPr>
+        <w:tabs>
+          <w:tab w:val="num" w:pos="2160"/>
+        </w:tabs>
+        <w:ind w:left="2640" w:hanging="480"/>
+      </w:pPr>
+    </w:lvl>
+    <w:lvl w:ilvl="4">
+      <w:start w:val="1"/>
+      <w:numFmt w:val="decimal"/>
+      <w:lvlText w:val="%5."/>
+      <w:lvlJc w:val="left"/>
+      <w:pPr>
+        <w:tabs>
+          <w:tab w:val="num" w:pos="2880"/>
+        </w:tabs>
+        <w:ind w:left="3360" w:hanging="480"/>
+      </w:pPr>
+    </w:lvl>
+    <w:lvl w:ilvl="5">
+      <w:start w:val="1"/>
+      <w:numFmt w:val="decimal"/>
+      <w:lvlText w:val="%6."/>
+      <w:lvlJc w:val="left"/>
+      <w:pPr>
+        <w:tabs>
+          <w:tab w:val="num" w:pos="3600"/>
+        </w:tabs>
+        <w:ind w:left="4080" w:hanging="480"/>
+      </w:pPr>
+    </w:lvl>
+    <w:lvl w:ilvl="6">
+      <w:start w:val="1"/>
+      <w:numFmt w:val="decimal"/>
+      <w:lvlText w:val="%7."/>
+      <w:lvlJc w:val="left"/>
+      <w:pPr>
+        <w:tabs>
+          <w:tab w:val="num" w:pos="4320"/>
+        </w:tabs>
+        <w:ind w:left="4800" w:hanging="480"/>
+      </w:pPr>
+    </w:lvl>
+    <w:lvl w:ilvl="7">
+      <w:start w:val="1"/>
+      <w:numFmt w:val="decimal"/>
+      <w:lvlText w:val="%8."/>
+      <w:lvlJc w:val="left"/>
+      <w:pPr>
+        <w:tabs>
+          <w:tab w:val="num" w:pos="5040"/>
+        </w:tabs>
+        <w:ind w:left="5520" w:hanging="480"/>
+      </w:pPr>
+    </w:lvl>
+    <w:lvl w:ilvl="8">
+      <w:start w:val="1"/>
+      <w:numFmt w:val="decimal"/>
+      <w:lvlText w:val="%9."/>
+      <w:lvlJc w:val="left"/>
+      <w:pPr>
+        <w:tabs>
+          <w:tab w:val="num" w:pos="5760"/>
+        </w:tabs>
+        <w:ind w:left="6240" w:hanging="480"/>
+      </w:pPr>
+    </w:lvl>
+  </w:abstractNum>
   <w:num w:numId="1000">
     <w:abstractNumId w:val="990"/>
   </w:num>
@@ -2470,7 +2636,34 @@
     <w:abstractNumId w:val="991"/>
   </w:num>
   <w:num w:numId="1002">
-    <w:abstractNumId w:val="991"/>
+    <w:abstractNumId w:val="99411"/>
+    <w:lvlOverride w:ilvl="0">
+      <w:startOverride w:val="1"/>
+    </w:lvlOverride>
+    <w:lvlOverride w:ilvl="1">
+      <w:startOverride w:val="1"/>
+    </w:lvlOverride>
+    <w:lvlOverride w:ilvl="2">
+      <w:startOverride w:val="1"/>
+    </w:lvlOverride>
+    <w:lvlOverride w:ilvl="3">
+      <w:startOverride w:val="1"/>
+    </w:lvlOverride>
+    <w:lvlOverride w:ilvl="4">
+      <w:startOverride w:val="1"/>
+    </w:lvlOverride>
+    <w:lvlOverride w:ilvl="5">
+      <w:startOverride w:val="1"/>
+    </w:lvlOverride>
+    <w:lvlOverride w:ilvl="6">
+      <w:startOverride w:val="1"/>
+    </w:lvlOverride>
+    <w:lvlOverride w:ilvl="7">
+      <w:startOverride w:val="1"/>
+    </w:lvlOverride>
+    <w:lvlOverride w:ilvl="8">
+      <w:startOverride w:val="1"/>
+    </w:lvlOverride>
   </w:num>
   <w:num w:numId="1003">
     <w:abstractNumId w:val="991"/>
@@ -2479,6 +2672,15 @@
     <w:abstractNumId w:val="991"/>
   </w:num>
   <w:num w:numId="1005">
+    <w:abstractNumId w:val="991"/>
+  </w:num>
+  <w:num w:numId="1006">
+    <w:abstractNumId w:val="991"/>
+  </w:num>
+  <w:num w:numId="1007">
+    <w:abstractNumId w:val="991"/>
+  </w:num>
+  <w:num w:numId="1008">
     <w:abstractNumId w:val="991"/>
   </w:num>
 </w:numbering>

--- a/downloads/teacher/04 Units/Unit 04 - Environmental Design and Management - Spaces We Live In/Lesson 04.03 - Simple Maintenance and Repairs.docx
+++ b/downloads/teacher/04 Units/Unit 04 - Environmental Design and Management - Spaces We Live In/Lesson 04.03 - Simple Maintenance and Repairs.docx
@@ -522,16 +522,7 @@
         <w:pStyle w:val="Compact"/>
       </w:pPr>
       <w:r>
-        <w:t xml:space="preserve">Setup notes: pre-drill the pilot holes so no student is pushing a screw into hard wood; set the stations after the previous period leaves and photograph them for reset. Nothing electrical is live at any station: the breaker is a photo and the lamp is unplugged. Allergy check: none needed.</w:t>
-      </w:r>
-      <w:r>
-        <w:t xml:space="preserve"> </w:t>
-      </w:r>
-      <w:r>
-        <w:rPr>
-          <w:rStyle w:val="TeacherNote"/>
-        </w:rPr>
-        <w:t xml:space="preserve">[Sal: the custodian may have every one of these tools; ask before buying. Budget if buying: about $60 for the set, once.]</w:t>
+        <w:t xml:space="preserve">Setup notes: pre-drill the pilot holes so no student is pushing a screw into hard wood; set the stations after the previous period leaves and photograph them for reset. Nothing electrical is live at any station: the breaker is a photo and the lamp is unplugged. Allergy check: none needed. The tool set is about $60 if bought new, once; the custodian may have every one of these tools, so ask before buying.</w:t>
       </w:r>
     </w:p>
     <w:p>
@@ -1220,7 +1211,7 @@
               <w:jc w:val="left"/>
             </w:pPr>
             <w:r>
-              <w:t xml:space="preserve">8 min</w:t>
+              <w:t xml:space="preserve">6 min</w:t>
             </w:r>
           </w:p>
         </w:tc>
@@ -1266,7 +1257,7 @@
               <w:jc w:val="left"/>
             </w:pPr>
             <w:r>
-              <w:t xml:space="preserve">5 min</w:t>
+              <w:t xml:space="preserve">2 min</w:t>
             </w:r>
           </w:p>
         </w:tc>
@@ -1343,7 +1334,7 @@
         <w:pStyle w:val="Compact"/>
       </w:pPr>
       <w:r>
-        <w:t xml:space="preserve">The plumber’s bill was $185 for a $8 part. Is that unfair, or is that what knowledge costs? When would you still call the plumber?</w:t>
+        <w:t xml:space="preserve">The plumber’s bill was $185 for an $8 part. Is that unfair, or is that what knowledge costs? When would you still call the plumber?</w:t>
       </w:r>
     </w:p>
     <w:p>
@@ -1674,15 +1665,6 @@
       </w:pPr>
       <w:r>
         <w:t xml:space="preserve">No-kitchen or no-machine alternative (no-tools version): if tools cannot come into the room, run Day 2 as five demonstration stations on the slides with a video clip or a sequence of photos for each, and students order the steps on cards and say the test. The screw and level stations can still run with a screwdriver, a level, and a scrap board from the custodian, which are safe in any room.</w:t>
-      </w:r>
-      <w:r>
-        <w:t xml:space="preserve"> </w:t>
-      </w:r>
-      <w:r>
-        <w:rPr>
-          <w:rStyle w:val="TeacherNote"/>
-        </w:rPr>
-        <w:t xml:space="preserve">[Sal: the custodian is your partner here.]</w:t>
       </w:r>
     </w:p>
     <w:p>
@@ -1980,15 +1962,6 @@
       <w:r>
         <w:t xml:space="preserve">clinic, if one exists locally, for Lesson 4.16 careers.</w:t>
       </w:r>
-      <w:r>
-        <w:t xml:space="preserve"> </w:t>
-      </w:r>
-      <w:r>
-        <w:rPr>
-          <w:rStyle w:val="TeacherNote"/>
-        </w:rPr>
-        <w:t xml:space="preserve">[Sal: name the store.]</w:t>
-      </w:r>
     </w:p>
     <w:p>
       <w:pPr>
@@ -2095,15 +2068,6 @@
       <w:r>
         <w:t xml:space="preserve">Repair steps are standard homeowner guidance (U.S. Consumer Product Safety Commission and manufacturer instructions for breakers and detectors).</w:t>
       </w:r>
-      <w:r>
-        <w:t xml:space="preserve"> </w:t>
-      </w:r>
-      <w:r>
-        <w:rPr>
-          <w:rStyle w:val="TeacherNote"/>
-        </w:rPr>
-        <w:t xml:space="preserve">[Sal: check the breaker reset steps against your building’s panel type; some panels reset differently.]</w:t>
-      </w:r>
     </w:p>
     <w:p>
       <w:pPr>
@@ -2209,15 +2173,6 @@
       </w:pPr>
       <w:r>
         <w:t xml:space="preserve">The invoice on the hook slide is made up. Say so if asked. The point is the ratio, not the number.</w:t>
-      </w:r>
-      <w:r>
-        <w:t xml:space="preserve"> </w:t>
-      </w:r>
-      <w:r>
-        <w:rPr>
-          <w:rStyle w:val="TeacherNote"/>
-        </w:rPr>
-        <w:t xml:space="preserve">[Sal: if you have a real repair bill from your own home with the address blacked out, it lands harder.]</w:t>
       </w:r>
     </w:p>
     <w:p>
